--- a/defense/docs/front_matter/FRONT_MATTER_KZ_GOST_2026-08-20.docx
+++ b/defense/docs/front_matter/FRONT_MATTER_KZ_GOST_2026-08-20.docx
@@ -5,13 +5,13 @@
     <w:p>
       <w:pPr>
         <w:spacing w:line="240" w:lineRule="auto" w:before="0" w:after="40"/>
-        <w:ind w:firstLine="0"/>
+        <w:ind w:firstLine="0" w:left="0"/>
         <w:jc w:val="center"/>
       </w:pPr>
       <w:r>
         <w:rPr>
           <w:rFonts w:ascii="Times New Roman" w:hAnsi="Times New Roman" w:cs="Times New Roman" w:eastAsia="Times New Roman"/>
-          <w:b/>
+          <w:b w:val="0"/>
           <w:i w:val="0"/>
           <w:sz w:val="28"/>
           <w:u w:val="none"/>
@@ -24,8 +24,9 @@
         <w:tabs>
           <w:tab w:pos="9638" w:val="right"/>
         </w:tabs>
-        <w:spacing w:line="240" w:lineRule="auto" w:before="360"/>
-        <w:ind w:firstLine="0"/>
+        <w:spacing w:line="240" w:lineRule="auto" w:before="360" w:after="0"/>
+        <w:ind w:firstLine="0" w:left="0"/>
+        <w:jc w:val="left"/>
       </w:pPr>
       <w:r>
         <w:rPr>
@@ -94,7 +95,7 @@
     <w:p>
       <w:pPr>
         <w:spacing w:line="240" w:lineRule="auto" w:before="0" w:after="0"/>
-        <w:ind w:firstLine="0"/>
+        <w:ind w:firstLine="0" w:left="0"/>
         <w:jc w:val="center"/>
       </w:pPr>
       <w:r>
@@ -135,7 +136,7 @@
     <w:p>
       <w:pPr>
         <w:spacing w:line="240" w:lineRule="auto" w:before="0" w:after="120"/>
-        <w:ind w:firstLine="0"/>
+        <w:ind w:firstLine="0" w:left="0"/>
         <w:jc w:val="center"/>
       </w:pPr>
       <w:r>
@@ -152,7 +153,7 @@
     <w:p>
       <w:pPr>
         <w:spacing w:line="240" w:lineRule="auto" w:before="240" w:after="0"/>
-        <w:ind w:firstLine="0"/>
+        <w:ind w:firstLine="0" w:left="0"/>
         <w:jc w:val="center"/>
       </w:pPr>
       <w:r>
@@ -175,7 +176,7 @@
     <w:p>
       <w:pPr>
         <w:spacing w:line="240" w:lineRule="auto" w:before="0" w:after="0"/>
-        <w:ind w:firstLine="0"/>
+        <w:ind w:firstLine="0" w:left="0"/>
         <w:jc w:val="center"/>
       </w:pPr>
       <w:r>
@@ -192,7 +193,7 @@
     <w:p>
       <w:pPr>
         <w:spacing w:line="240" w:lineRule="auto" w:before="0" w:after="0"/>
-        <w:ind w:firstLine="0"/>
+        <w:ind w:firstLine="0" w:left="0"/>
         <w:jc w:val="center"/>
       </w:pPr>
       <w:r>
@@ -226,8 +227,8 @@
     </w:p>
     <w:p>
       <w:pPr>
-        <w:spacing w:line="240" w:lineRule="auto" w:after="0"/>
-        <w:ind w:left="4819" w:firstLine="0"/>
+        <w:spacing w:line="240" w:lineRule="auto" w:before="0" w:after="0"/>
+        <w:ind w:firstLine="0" w:left="4819"/>
         <w:jc w:val="left"/>
       </w:pPr>
       <w:r>
@@ -243,8 +244,8 @@
     </w:p>
     <w:p>
       <w:pPr>
-        <w:spacing w:line="240" w:lineRule="auto" w:after="0"/>
-        <w:ind w:left="4819" w:firstLine="0"/>
+        <w:spacing w:line="240" w:lineRule="auto" w:before="0" w:after="0"/>
+        <w:ind w:firstLine="0" w:left="4819"/>
         <w:jc w:val="left"/>
       </w:pPr>
       <w:r>
@@ -260,8 +261,8 @@
     </w:p>
     <w:p>
       <w:pPr>
-        <w:spacing w:line="240" w:lineRule="auto" w:after="0"/>
-        <w:ind w:left="4819" w:firstLine="0"/>
+        <w:spacing w:line="240" w:lineRule="auto" w:before="0" w:after="0"/>
+        <w:ind w:firstLine="0" w:left="4819"/>
         <w:jc w:val="left"/>
       </w:pPr>
       <w:r>
@@ -277,8 +278,8 @@
     </w:p>
     <w:p>
       <w:pPr>
-        <w:spacing w:line="240" w:lineRule="auto" w:after="0"/>
-        <w:ind w:left="4819" w:firstLine="0"/>
+        <w:spacing w:line="240" w:lineRule="auto" w:before="0" w:after="0"/>
+        <w:ind w:firstLine="0" w:left="4819"/>
         <w:jc w:val="left"/>
       </w:pPr>
       <w:r>
@@ -294,15 +295,15 @@
     </w:p>
     <w:p>
       <w:pPr>
-        <w:spacing w:line="240" w:lineRule="auto" w:after="0"/>
-        <w:ind w:left="4819" w:firstLine="0"/>
+        <w:spacing w:line="240" w:lineRule="auto" w:before="0" w:after="0"/>
+        <w:ind w:firstLine="0" w:left="4819"/>
         <w:jc w:val="left"/>
       </w:pPr>
     </w:p>
     <w:p>
       <w:pPr>
-        <w:spacing w:line="240" w:lineRule="auto" w:after="0"/>
-        <w:ind w:left="4819" w:firstLine="0"/>
+        <w:spacing w:line="240" w:lineRule="auto" w:before="0" w:after="0"/>
+        <w:ind w:firstLine="0" w:left="4819"/>
         <w:jc w:val="left"/>
       </w:pPr>
       <w:r>
@@ -318,8 +319,8 @@
     </w:p>
     <w:p>
       <w:pPr>
-        <w:spacing w:line="240" w:lineRule="auto" w:after="0"/>
-        <w:ind w:left="4819" w:firstLine="0"/>
+        <w:spacing w:line="240" w:lineRule="auto" w:before="0" w:after="0"/>
+        <w:ind w:firstLine="0" w:left="4819"/>
         <w:jc w:val="left"/>
       </w:pPr>
       <w:r>
@@ -335,8 +336,8 @@
     </w:p>
     <w:p>
       <w:pPr>
-        <w:spacing w:line="240" w:lineRule="auto" w:after="0"/>
-        <w:ind w:left="4819" w:firstLine="0"/>
+        <w:spacing w:line="240" w:lineRule="auto" w:before="0" w:after="0"/>
+        <w:ind w:firstLine="0" w:left="4819"/>
         <w:jc w:val="left"/>
       </w:pPr>
       <w:r>
@@ -376,20 +377,8 @@
     </w:p>
     <w:p>
       <w:pPr>
-        <w:spacing w:line="240" w:lineRule="auto"/>
-        <w:ind w:firstLine="0"/>
-      </w:pPr>
-    </w:p>
-    <w:p>
-      <w:pPr>
-        <w:spacing w:line="240" w:lineRule="auto"/>
-        <w:ind w:firstLine="0"/>
-      </w:pPr>
-    </w:p>
-    <w:p>
-      <w:pPr>
         <w:spacing w:line="240" w:lineRule="auto" w:before="0" w:after="0"/>
-        <w:ind w:firstLine="0"/>
+        <w:ind w:firstLine="0" w:left="0"/>
         <w:jc w:val="center"/>
       </w:pPr>
       <w:r>
@@ -406,7 +395,7 @@
     <w:p>
       <w:pPr>
         <w:spacing w:line="240" w:lineRule="auto" w:before="0" w:after="0"/>
-        <w:ind w:firstLine="0"/>
+        <w:ind w:firstLine="0" w:left="0"/>
         <w:jc w:val="center"/>
       </w:pPr>
       <w:r>
@@ -1213,7 +1202,7 @@
           <w:u w:val="none"/>
         </w:rPr>
         <w:tab/>
-        <w:t>71</w:t>
+        <w:t>70</w:t>
       </w:r>
     </w:p>
     <w:p>
@@ -1275,7 +1264,7 @@
           <w:u w:val="none"/>
         </w:rPr>
         <w:tab/>
-        <w:t>80</w:t>
+        <w:t>79</w:t>
       </w:r>
     </w:p>
     <w:p>
@@ -1337,7 +1326,7 @@
           <w:u w:val="none"/>
         </w:rPr>
         <w:tab/>
-        <w:t>87</w:t>
+        <w:t>86</w:t>
       </w:r>
     </w:p>
     <w:p>
@@ -3271,7 +3260,7 @@
                 <w:sz w:val="28"/>
                 <w:u w:val="none"/>
               </w:rPr>
-              <w:t>Non-Claim n (мәлімделмейтін тұжырым: диссертация әдейі айтпайтын пікір — нәтижелері оны айтқан деп оқылмауы үшін тіркелген)</w:t>
+              <w:t>Non-Claim n (мәлімделмейтін тұжырым: диссертация әдейі айтпайтын пікір – нәтижелері оны айтқан деп оқылмауы үшін тіркелген)</w:t>
             </w:r>
           </w:p>
         </w:tc>
@@ -3403,7 +3392,7 @@
                 <w:sz w:val="28"/>
                 <w:u w:val="none"/>
               </w:rPr>
-              <w:t>Operational Definition n (операциялық анықтама: диссертация терминінің қалай өлшенетінін белгілейді; жоғарыдағы OD — көру дискісі — таңбасынан бөлек, ол ешқашан нөмірмен жазылмайды)</w:t>
+              <w:t>Operational Definition n (операциялық анықтама: диссертация терминінің қалай өлшенетінін белгілейді; жоғарыдағы OD – көру дискісі – таңбасынан бөлек, ол ешқашан нөмірмен жазылмайды)</w:t>
             </w:r>
           </w:p>
         </w:tc>
@@ -4730,7 +4719,7 @@
           <w:sz w:val="28"/>
           <w:u w:val="none"/>
         </w:rPr>
-        <w:t xml:space="preserve"> — CNN сыйымдылығы, конволюциялық қабаттар саны, оқытылатын параметрлердің жалпы саны, сүзгі өлшемдерінің ауқымы және регуляризация компоненттерінің (batch normalization, dropout) болуы немесе болмауы арқылы анықталады.</w:t>
+        <w:t xml:space="preserve"> – CNN сыйымдылығы, конволюциялық қабаттар саны, оқытылатын параметрлердің жалпы саны, сүзгі өлшемдерінің ауқымы және регуляризация компоненттерінің (batch normalization, dropout) болуы немесе болмауы арқылы анықталады.</w:t>
       </w:r>
     </w:p>
     <w:p>
@@ -4756,7 +4745,7 @@
           <w:sz w:val="28"/>
           <w:u w:val="none"/>
         </w:rPr>
-        <w:t xml:space="preserve"> — Эксперимент 1-дің анықтамалық конфигурациясы: 512×512-ге дейін созып-масштабтау, одан кейін ImageNet нормализациясы; FOV маскасы мен preprocessing кезеңдерінсіз 3 арналы тензор шығарады, магистраль ImageNet-тен инициализацияланады.</w:t>
+        <w:t xml:space="preserve"> – Эксперимент 1-дің анықтамалық конфигурациясы: 512×512-ге дейін созып-масштабтау, одан кейін ImageNet нормализациясы; FOV маскасы мен preprocessing кезеңдерінсіз 3 арналы тензор шығарады, магистраль ImageNet-тен инициализацияланады.</w:t>
       </w:r>
     </w:p>
     <w:p>
@@ -4782,7 +4771,7 @@
           <w:sz w:val="28"/>
           <w:u w:val="none"/>
         </w:rPr>
-        <w:t xml:space="preserve"> — контрастты күшейтуді шектейтін шектік мәнмен жергілікті кескін плиткалары бойынша жұмыс істейтін адаптивті контрастты күшейту әдісі; конвейерде LAB L-арнасына қос шектеулі шектік мәнмен қолданылады (5-кезең).</w:t>
+        <w:t xml:space="preserve"> – контрастты күшейтуді шектейтін шектік мәнмен жергілікті кескін плиткалары бойынша жұмыс істейтін адаптивті контрастты күшейту әдісі; конвейерде LAB L-арнасына қос шектеулі шектік мәнмен қолданылады (5-кезең).</w:t>
       </w:r>
     </w:p>
     <w:p>
@@ -4808,7 +4797,7 @@
           <w:sz w:val="28"/>
           <w:u w:val="none"/>
         </w:rPr>
-        <w:t xml:space="preserve"> — Эксперимент 1-дің (H-1) біріктірілген басқарылатын факторы, мұнда толық конвейер тармағы baseline-нан preprocessing өсі (сегіз кезеңді конвейер vs. созып-масштабтау + ImageNet) және pretraining өсі (офтальмологияға бейімделген SSL vs. ImageNet) бойынша бірге ерекшеленеді.</w:t>
+        <w:t xml:space="preserve"> – Эксперимент 1-дің (H-1) біріктірілген басқарылатын факторы, мұнда толық конвейер тармағы baseline-нан preprocessing өсі (сегіз кезеңді конвейер vs. созып-масштабтау + ImageNet) және pretraining өсі (офтальмологияға бейімделген SSL vs. ImageNet) бойынша бірге ерекшеленеді.</w:t>
       </w:r>
     </w:p>
     <w:p>
@@ -4834,7 +4823,7 @@
           <w:sz w:val="28"/>
           <w:u w:val="none"/>
         </w:rPr>
-        <w:t xml:space="preserve"> — белгілерді шығаруға арналған конволюциялық және pooling қабаттарынан және жіктеуге арналған толық байланысқан қабаттардан тұратын нейрондық архитектура; алдын ала өңделген fundus кескіндерінде бес класты DR градациясын жасайтын жіктеу магистралі.</w:t>
+        <w:t xml:space="preserve"> – белгілерді шығаруға арналған конволюциялық және pooling қабаттарынан және жіктеуге арналған толық байланысқан қабаттардан тұратын нейрондық архитектура; алдын ала өңделген fundus кескіндерінде бес класты DR градациясын жасайтын жіктеу магистралі.</w:t>
       </w:r>
     </w:p>
     <w:p>
@@ -4860,7 +4849,7 @@
           <w:sz w:val="28"/>
           <w:u w:val="none"/>
         </w:rPr>
-        <w:t xml:space="preserve"> — 5 еселі, пациент деңгейінде стратификацияланған бөлуді пайдаланатын валидация стратегиясы; әр итерацияда төрт фолд оқыту, бір фолд тест ретінде қолданылады, бір пациенттің кескіндері екі бөлімде де болмайды; метрикалар орташа ± стандартты ауытқу түрінде беріледі.</w:t>
+        <w:t xml:space="preserve"> – 5 еселі, пациент деңгейінде стратификацияланған бөлуді пайдаланатын валидация стратегиясы; әр итерацияда төрт фолд оқыту, бір фолд тест ретінде қолданылады, бір пациенттің кескіндері екі бөлімде де болмайды; метрикалар орташа ± стандартты ауытқу түрінде беріледі.</w:t>
       </w:r>
     </w:p>
     <w:p>
@@ -4886,7 +4875,7 @@
           <w:sz w:val="28"/>
           <w:u w:val="none"/>
         </w:rPr>
-        <w:t xml:space="preserve"> — оқыту деректерінің вариабельділігін арттыру және жалпылауды жақсарту үшін қолданылатын кескін түрлендірулері (біртұтас аффинді, ColorJitter [жарықтылық/контраст/қанығу/реңк], Гаусс шуы, JPEG компрессия); конвейердің тек оқытуға арналған 6-кезеңі.</w:t>
+        <w:t xml:space="preserve"> – оқыту деректерінің вариабельділігін арттыру және жалпылауды жақсарту үшін қолданылатын кескін түрлендірулері (біртұтас аффинді, ColorJitter [жарықтылық/контраст/қанығу/реңк], Гаусс шуы, JPEG компрессия); конвейердің тек оқытуға арналған 6-кезеңі.</w:t>
       </w:r>
     </w:p>
     <w:p>
@@ -4912,7 +4901,7 @@
           <w:sz w:val="28"/>
           <w:u w:val="none"/>
         </w:rPr>
-        <w:t xml:space="preserve"> — ImageNet статистикасының орнына негізгі деректер жиынтығының оқыту бөлігінен есептелген орташа мән мен стандартты ауытқуды пайдаланатын арна бойынша нормализация (7-кезең); толық конвейердің нормализациясы.</w:t>
+        <w:t xml:space="preserve"> – ImageNet статистикасының орнына негізгі деректер жиынтығының оқыту бөлігінен есептелген орташа мән мен стандартты ауытқуды пайдаланатын арна бойынша нормализация (7-кезең); толық конвейердің нормализациясы.</w:t>
       </w:r>
     </w:p>
     <w:p>
@@ -4938,7 +4927,7 @@
           <w:sz w:val="28"/>
           <w:u w:val="none"/>
         </w:rPr>
-        <w:t xml:space="preserve"> — қант диабетінің микротамырлық асқынуы және алдын алуға болатын көру қабілетінен айырылудың жетекші себебі; бес ауырлық сатысында градацияланады (0 — жоқ, 1 — жеңіл, 2 — орташа, 3 — ауыр, 4 — пролиферативті).</w:t>
+        <w:t xml:space="preserve"> – қант диабетінің микротамырлық асқынуы және алдын алуға болатын көру қабілетінен айырылудың жетекші себебі; бес ауырлық сатысында градацияланады (0 – жоқ, 1 – жеңіл, 2 – орташа, 3 – ауыр, 4 – пролиферативті).</w:t>
       </w:r>
     </w:p>
     <w:p>
@@ -4964,7 +4953,7 @@
           <w:sz w:val="28"/>
           <w:u w:val="none"/>
         </w:rPr>
-        <w:t xml:space="preserve"> — тест бөлімінде есептелген төрт негізгі метрика (accuracy, weighted F1-score, ROC-AUC және квадраттық салмақты Cohen's Kappa) бойынша бірлескен өнімділік профилі.</w:t>
+        <w:t xml:space="preserve"> – тест бөлімінде есептелген төрт негізгі метрика (accuracy, weighted F1-score, ROC-AUC және квадраттық салмақты Cohen's Kappa) бойынша бірлескен өнімділік профилі.</w:t>
       </w:r>
     </w:p>
     <w:p>
@@ -4990,7 +4979,7 @@
           <w:sz w:val="28"/>
           <w:u w:val="none"/>
         </w:rPr>
-        <w:t xml:space="preserve"> — бейнелеу жабдығының, пациенттер популяциясының немесе алу хаттамаларының айырмашылықтарынан туындайтын оқыту деректері мен мақсатты деректер арасындағы таралымдық айырмашылық.</w:t>
+        <w:t xml:space="preserve"> – бейнелеу жабдығының, пациенттер популяциясының немесе алу хаттамаларының айырмашылықтарынан туындайтын оқыту деректері мен мақсатты деректер арасындағы таралымдық айырмашылық.</w:t>
       </w:r>
     </w:p>
     <w:p>
@@ -5016,7 +5005,7 @@
           <w:sz w:val="28"/>
           <w:u w:val="none"/>
         </w:rPr>
-        <w:t xml:space="preserve"> — 3-кезеңде жасалатын және 4-арна ретінде қосылатын бинарлық кеңістіктік маска (1.0 = нақты fundus деректері, 0.0 = нөлдік толтыру), CNN-ге нақты ретинальды пиксельдерді толтырылған фоннан ажыратуға мүмкіндік береді.</w:t>
+        <w:t xml:space="preserve"> – 3-кезеңде жасалатын және 4-арна ретінде қосылатын бинарлық кеңістіктік маска (1.0 = нақты fundus деректері, 0.0 = нөлдік толтыру), CNN-ге нақты ретинальды пиксельдерді толтырылған фоннан ажыратуға мүмкіндік береді.</w:t>
       </w:r>
     </w:p>
     <w:p>
@@ -5042,7 +5031,7 @@
           <w:sz w:val="28"/>
           <w:u w:val="none"/>
         </w:rPr>
-        <w:t xml:space="preserve"> — FOV маскасы ішінде біркелкі емес жарықтандыруды қалыпқа келтіретін, жергілікті контрастты сақтайтын адаптивті σ = 0.07·D (D = FOV диаметрі) бар Гаусс бұлыңғырлауын азайту; конвейердің 4-кезеңі.</w:t>
+        <w:t xml:space="preserve"> – FOV маскасы ішінде біркелкі емес жарықтандыруды қалыпқа келтіретін, жергілікті контрастты сақтайтын адаптивті σ = 0.07·D (D = FOV диаметрі) бар Гаусс бұлыңғырлауын азайту; конвейердің 4-кезеңі.</w:t>
       </w:r>
     </w:p>
     <w:p>
@@ -5068,7 +5057,7 @@
           <w:sz w:val="28"/>
           <w:u w:val="none"/>
         </w:rPr>
-        <w:t xml:space="preserve"> — фундоскопия арқылы алынған ретинальды фотосурет; диссертацияның жалғыз бейнелеу модальділігі және preprocessing конвейері мен CNN жіктеуішінің кірісі.</w:t>
+        <w:t xml:space="preserve"> – фундоскопия арқылы алынған ретинальды фотосурет; диссертацияның жалғыз бейнелеу модальділігі және preprocessing конвейері мен CNN жіктеуішінің кірісі.</w:t>
       </w:r>
     </w:p>
     <w:p>
@@ -5094,7 +5083,7 @@
           <w:sz w:val="28"/>
           <w:u w:val="none"/>
         </w:rPr>
-        <w:t xml:space="preserve"> — сол бір оқытылған модельмен қайта оқытусыз екінші деректер жиынтығындағы тест F1-score-дың негізгі деректер жиынтығындағы тест F1-score-ға қатынасы; жалпылау коэффициенті G = F1_external / F1_EyePACS.</w:t>
+        <w:t xml:space="preserve"> – сол бір оқытылған модельмен қайта оқытусыз екінші деректер жиынтығындағы тест F1-score-дың негізгі деректер жиынтығындағы тест F1-score-ға қатынасы; жалпылау коэффициенті G = F1_external / F1_EyePACS.</w:t>
       </w:r>
     </w:p>
     <w:p>
@@ -5120,7 +5109,7 @@
           <w:sz w:val="28"/>
           <w:u w:val="none"/>
         </w:rPr>
-        <w:t xml:space="preserve"> — соңғы конволюциялық белгілер карталарының градиентпен өлшенген комбинациясынан класс-дискриминативті локализация карталарын жасайтын explainability әдісі; патологияны клиникалық локализациялау емес, интерпретация құралы.</w:t>
+        <w:t xml:space="preserve"> – соңғы конволюциялық белгілер карталарының градиентпен өлшенген комбинациясынан класс-дискриминативті локализация карталарын жасайтын explainability әдісі; патологияны клиникалық локализациялау емес, интерпретация құралы.</w:t>
       </w:r>
     </w:p>
     <w:p>
@@ -5146,7 +5135,7 @@
           <w:sz w:val="28"/>
           <w:u w:val="none"/>
         </w:rPr>
-        <w:t xml:space="preserve"> — fundus кескінінің DR градациясына қатысты микротамырлық белгілерді автоматты түрде анықтауды қолдаудың өлшенетін қабілеті; субъективті визуалды баға арқылы емес, төмен ағындағы жіктеу өнімділігі арқылы бағаланады.</w:t>
+        <w:t xml:space="preserve"> – fundus кескінінің DR градациясына қатысты микротамырлық белгілерді автоматты түрде анықтауды қолдаудың өлшенетін қабілеті; субъективті визуалды баға арқылы емес, төмен ағындағы жіктеу өнімділігі арқылы бағаланады.</w:t>
       </w:r>
     </w:p>
     <w:p>
@@ -5172,7 +5161,7 @@
           <w:sz w:val="28"/>
           <w:u w:val="none"/>
         </w:rPr>
-        <w:t xml:space="preserve"> — біріктірілген толық конвейер конфигурациясы baseline-нан біртұтас жүйе ретінде асып түседі деген негізгі гипотеза; эмпирикалық үстемдік критерийі (weighted F1 ≥ 5 пп өсу, ROC-AUC ≥ 0.02 өсу, Kappa нашарламауы) орындалғанда валидацияланады.</w:t>
+        <w:t xml:space="preserve"> – біріктірілген толық конвейер конфигурациясы baseline-нан біртұтас жүйе ретінде асып түседі деген негізгі гипотеза; эмпирикалық үстемдік критерийі (weighted F1 ≥ 5 пп өсу, ROC-AUC ≥ 0.02 өсу, Kappa нашарламауы) орындалғанда валидацияланады.</w:t>
       </w:r>
     </w:p>
     <w:p>
@@ -5198,7 +5187,7 @@
           <w:sz w:val="28"/>
           <w:u w:val="none"/>
         </w:rPr>
-        <w:t xml:space="preserve"> — CNN магистралін белгіленбеген ретинальды fundus корпусында (DR белгілерінсіз) өзін-өзі бақылаусыз алдын ала оқыту; толық конвейер тармағының инициализациясы ретінде қолданылады, 4-арналы конвейер тензорында fundus-домен репрезентацияларын үйренеді.</w:t>
+        <w:t xml:space="preserve"> – CNN магистралін белгіленбеген ретинальды fundus корпусында (DR белгілерінсіз) өзін-өзі бақылаусыз алдын ала оқыту; толық конвейер тармағының инициализациясы ретінде қолданылады, 4-арналы конвейер тензорында fundus-домен репрезентацияларын үйренеді.</w:t>
       </w:r>
     </w:p>
     <w:p>
@@ -5224,7 +5213,7 @@
           <w:sz w:val="28"/>
           <w:u w:val="none"/>
         </w:rPr>
-        <w:t xml:space="preserve"> — дәрігер AI шығысын тек тұтынушы ретінде емес, нәтижелерді интерпретациялайтын және жүйені баптайтын «баптаушы» әрі аудитор ретінде әрекет ететін жобалау парадигмасы; ұсынылған жүйе осы парадигма аясындағы шешім қабылдауды қолдау құралы.</w:t>
+        <w:t xml:space="preserve"> – дәрігер AI шығысын тек тұтынушы ретінде емес, нәтижелерді интерпретациялайтын және жүйені баптайтын «баптаушы» әрі аудитор ретінде әрекет ететін жобалау парадигмасы; ұсынылған жүйе осы парадигма аясындағы шешім қабылдауды қолдау құралы.</w:t>
       </w:r>
     </w:p>
     <w:p>
@@ -5250,7 +5239,7 @@
           <w:sz w:val="28"/>
           <w:u w:val="none"/>
         </w:rPr>
-        <w:t xml:space="preserve"> — CNN кірісіне дейін fundus кескіндеріне қолданылатын канондық сегіз кезеңді реттелген тізбек (0–7 кезеңдер); толық конвейер барлық сегіз кезеңді қолданып, 4-арналы тензор (RGB + FOV маскасы) шығарады.</w:t>
+        <w:t xml:space="preserve"> – CNN кірісіне дейін fundus кескіндеріне қолданылатын канондық сегіз кезеңді реттелген тізбек (0–7 кезеңдер); толық конвейер барлық сегіз кезеңді қолданып, 4-арналы тензор (RGB + FOV маскасы) шығарады.</w:t>
       </w:r>
     </w:p>
     <w:p>
@@ -5276,7 +5265,7 @@
           <w:sz w:val="28"/>
           <w:u w:val="none"/>
         </w:rPr>
-        <w:t xml:space="preserve"> — келесілердің кемінде екеуімен сипатталатын орналастыру контексті: GPU үдетуінің болмауы; қолжетімді RAM 16 ГБ-тан төмен; пакеттік өңдеу уақытының шектеулері; үздіксіз бұлттық API-ге сенуге мүмкіндік бермейтін желілік байланыс.</w:t>
+        <w:t xml:space="preserve"> – келесілердің кемінде екеуімен сипатталатын орналастыру контексті: GPU үдетуінің болмауы; қолжетімді RAM 16 ГБ-тан төмен; пакеттік өңдеу уақытының шектеулері; үздіксіз бұлттық API-ге сенуге мүмкіндік бермейтін желілік байланыс.</w:t>
       </w:r>
     </w:p>
     <w:p>
@@ -5302,7 +5291,7 @@
           <w:sz w:val="28"/>
           <w:u w:val="none"/>
         </w:rPr>
-        <w:t xml:space="preserve"> — алдын ала оқытылған желі салмақтарын fundus-кескін доменіне қайта пайдалану және бейімдеу; H-1 бойынша инициализация көзі тармаққа бағынады (baseline үшін ImageNet, толық конвейер үшін офтальмологияға бейімделген SSL).</w:t>
+        <w:t xml:space="preserve"> – алдын ала оқытылған желі салмақтарын fundus-кескін доменіне қайта пайдалану және бейімдеу; H-1 бойынша инициализация көзі тармаққа бағынады (baseline үшін ImageNet, толық конвейер үшін офтальмологияға бейімделген SSL).</w:t>
       </w:r>
     </w:p>
     <w:p>
@@ -5328,7 +5317,7 @@
           <w:sz w:val="28"/>
           <w:u w:val="none"/>
         </w:rPr>
-        <w:t xml:space="preserve"> — класс теңсіздігін шешетін және бес класты DR градациясының реттік құрылымын пайдаланатын класс бойынша салмақтары бар кросс-энтропия шығын функциясы.</w:t>
+        <w:t xml:space="preserve"> – класс теңсіздігін шешетін және бес класты DR градациясының реттік құрылымын пайдаланатын класс бойынша салмақтары бар кросс-энтропия шығын функциясы.</w:t>
       </w:r>
     </w:p>
     <w:sectPr>
